--- a/docs/Quality-App-Mobile-Deployment-and-Licensing.docx
+++ b/docs/Quality-App-Mobile-Deployment-and-Licensing.docx
@@ -316,7 +316,7 @@
               <w:rPr>
                 <w:sz w:val="18"/>
               </w:rPr>
-              <w:t xml:space="preserve">1 canvas app + 5 virtual-entity references</w:t>
+              <w:t xml:space="preserve">1 canvas app + F&amp;O virtual-entity references</w:t>
             </w:r>
           </w:p>
         </w:tc>
@@ -439,31 +439,423 @@
       </w:pPr>
       <w:r>
         <w:rPr>
-          <w:sz w:val="20"/>
-        </w:rPr>
-        <w:t xml:space="preserve">**There are no Dataverse tables, no Power Automate flows, no connection references and no</w:t>
-      </w:r>
-    </w:p>
-    <w:p>
-      <w:pPr>
-        <w:spacing w:after="120"/>
-      </w:pPr>
-      <w:r>
-        <w:rPr>
-          <w:sz w:val="20"/>
-        </w:rPr>
-        <w:t xml:space="preserve">custom security roles.** The app is online-only and talks to F&amp;O directly, so there is no</w:t>
-      </w:r>
-    </w:p>
-    <w:p>
-      <w:pPr>
-        <w:spacing w:after="120"/>
-      </w:pPr>
-      <w:r>
-        <w:rPr>
-          <w:sz w:val="20"/>
-        </w:rPr>
-        <w:t xml:space="preserve">cache, outbox or sync machinery to move. That makes this a genuinely small deployment.</w:t>
+          <w:b/>
+          <w:sz w:val="20"/>
+        </w:rPr>
+        <w:t xml:space="preserve">The app does use Dataverse tables — six of them — but every one is an F&amp;O virtual table.</w:t>
+      </w:r>
+    </w:p>
+    <w:p>
+      <w:pPr>
+        <w:spacing w:after="120"/>
+      </w:pPr>
+      <w:r>
+        <w:rPr>
+          <w:sz w:val="20"/>
+        </w:rPr>
+        <w:t xml:space="preserve">That distinction is the whole story of this deployment, so it is worth being precise about:</w:t>
+      </w:r>
+    </w:p>
+    <w:tbl>
+      <w:tblPr>
+        <w:tblW w:w="5000" w:type="pct"/>
+        <w:tblBorders>
+          <w:top w:val="single" w:sz="4" w:space="0" w:color="BDC3C7"/>
+          <w:left w:val="single" w:sz="4" w:space="0" w:color="BDC3C7"/>
+          <w:bottom w:val="single" w:sz="4" w:space="0" w:color="BDC3C7"/>
+          <w:right w:val="single" w:sz="4" w:space="0" w:color="BDC3C7"/>
+          <w:insideH w:val="single" w:sz="4" w:space="0" w:color="BDC3C7"/>
+          <w:insideV w:val="single" w:sz="4" w:space="0" w:color="BDC3C7"/>
+        </w:tblBorders>
+      </w:tblPr>
+      <w:tblGrid>
+        <w:gridCol w:w="3120"/>
+        <w:gridCol w:w="3120"/>
+        <w:gridCol w:w="3120"/>
+      </w:tblGrid>
+      <w:tr>
+        <w:trPr>
+          <w:tblHeader/>
+        </w:trPr>
+        <w:tc>
+          <w:tcPr>
+            <w:tcW w:w="1666" w:type="pct"/>
+            <w:shd w:val="clear" w:fill="EAF0F1"/>
+          </w:tcPr>
+          <w:p>
+            <w:pPr>
+              <w:spacing w:before="40" w:after="40"/>
+            </w:pPr>
+          </w:p>
+        </w:tc>
+        <w:tc>
+          <w:tcPr>
+            <w:tcW w:w="1666" w:type="pct"/>
+            <w:shd w:val="clear" w:fill="EAF0F1"/>
+          </w:tcPr>
+          <w:p>
+            <w:pPr>
+              <w:spacing w:before="40" w:after="40"/>
+            </w:pPr>
+            <w:r>
+              <w:rPr>
+                <w:b/>
+                <w:sz w:val="18"/>
+              </w:rPr>
+              <w:t xml:space="preserve">Count</w:t>
+            </w:r>
+          </w:p>
+        </w:tc>
+        <w:tc>
+          <w:tcPr>
+            <w:tcW w:w="1666" w:type="pct"/>
+            <w:shd w:val="clear" w:fill="EAF0F1"/>
+          </w:tcPr>
+          <w:p>
+            <w:pPr>
+              <w:spacing w:before="40" w:after="40"/>
+            </w:pPr>
+            <w:r>
+              <w:rPr>
+                <w:b/>
+                <w:sz w:val="18"/>
+              </w:rPr>
+              <w:t xml:space="preserve">What it means for migration</w:t>
+            </w:r>
+          </w:p>
+        </w:tc>
+      </w:tr>
+      <w:tr>
+        <w:tc>
+          <w:tcPr>
+            <w:tcW w:w="1666" w:type="pct"/>
+          </w:tcPr>
+          <w:p>
+            <w:pPr>
+              <w:spacing w:before="40" w:after="40"/>
+            </w:pPr>
+            <w:r>
+              <w:rPr>
+                <w:b/>
+                <w:sz w:val="18"/>
+              </w:rPr>
+              <w:t xml:space="preserve">Custom</w:t>
+            </w:r>
+            <w:r>
+              <w:rPr>
+                <w:sz w:val="18"/>
+              </w:rPr>
+              <w:t xml:space="preserve"> (</w:t>
+            </w:r>
+            <w:r>
+              <w:rPr>
+                <w:rFonts w:ascii="Consolas" w:hAnsi="Consolas"/>
+                <w:sz w:val="18"/>
+                <w:color w:val="B03A2E"/>
+              </w:rPr>
+              <w:t xml:space="preserve">cog_</w:t>
+            </w:r>
+            <w:r>
+              <w:rPr>
+                <w:sz w:val="18"/>
+              </w:rPr>
+              <w:t xml:space="preserve">) Dataverse tables</w:t>
+            </w:r>
+          </w:p>
+        </w:tc>
+        <w:tc>
+          <w:tcPr>
+            <w:tcW w:w="1666" w:type="pct"/>
+          </w:tcPr>
+          <w:p>
+            <w:pPr>
+              <w:spacing w:before="40" w:after="40"/>
+            </w:pPr>
+            <w:r>
+              <w:rPr>
+                <w:b/>
+                <w:sz w:val="18"/>
+              </w:rPr>
+              <w:t xml:space="preserve">0</w:t>
+            </w:r>
+          </w:p>
+        </w:tc>
+        <w:tc>
+          <w:tcPr>
+            <w:tcW w:w="1666" w:type="pct"/>
+          </w:tcPr>
+          <w:p>
+            <w:pPr>
+              <w:spacing w:before="40" w:after="40"/>
+            </w:pPr>
+            <w:r>
+              <w:rPr>
+                <w:sz w:val="18"/>
+              </w:rPr>
+              <w:t xml:space="preserve">Nothing to create, nothing to migrate, no rows to move</w:t>
+            </w:r>
+          </w:p>
+        </w:tc>
+      </w:tr>
+      <w:tr>
+        <w:tc>
+          <w:tcPr>
+            <w:tcW w:w="1666" w:type="pct"/>
+          </w:tcPr>
+          <w:p>
+            <w:pPr>
+              <w:spacing w:before="40" w:after="40"/>
+            </w:pPr>
+            <w:r>
+              <w:rPr>
+                <w:b/>
+                <w:sz w:val="18"/>
+              </w:rPr>
+              <w:t xml:space="preserve">F&amp;O virtual</w:t>
+            </w:r>
+            <w:r>
+              <w:rPr>
+                <w:sz w:val="18"/>
+              </w:rPr>
+              <w:t xml:space="preserve"> tables (</w:t>
+            </w:r>
+            <w:r>
+              <w:rPr>
+                <w:rFonts w:ascii="Consolas" w:hAnsi="Consolas"/>
+                <w:sz w:val="18"/>
+                <w:color w:val="B03A2E"/>
+              </w:rPr>
+              <w:t xml:space="preserve">mserp_</w:t>
+            </w:r>
+            <w:r>
+              <w:rPr>
+                <w:sz w:val="18"/>
+              </w:rPr>
+              <w:t xml:space="preserve">)</w:t>
+            </w:r>
+          </w:p>
+        </w:tc>
+        <w:tc>
+          <w:tcPr>
+            <w:tcW w:w="1666" w:type="pct"/>
+          </w:tcPr>
+          <w:p>
+            <w:pPr>
+              <w:spacing w:before="40" w:after="40"/>
+            </w:pPr>
+            <w:r>
+              <w:rPr>
+                <w:b/>
+                <w:sz w:val="18"/>
+              </w:rPr>
+              <w:t xml:space="preserve">6</w:t>
+            </w:r>
+          </w:p>
+        </w:tc>
+        <w:tc>
+          <w:tcPr>
+            <w:tcW w:w="1666" w:type="pct"/>
+          </w:tcPr>
+          <w:p>
+            <w:pPr>
+              <w:spacing w:before="40" w:after="40"/>
+            </w:pPr>
+            <w:r>
+              <w:rPr>
+                <w:sz w:val="18"/>
+              </w:rPr>
+              <w:t xml:space="preserve">Must be *generated* in the target, not imported. See section 4</w:t>
+            </w:r>
+          </w:p>
+        </w:tc>
+      </w:tr>
+      <w:tr>
+        <w:tc>
+          <w:tcPr>
+            <w:tcW w:w="1666" w:type="pct"/>
+          </w:tcPr>
+          <w:p>
+            <w:pPr>
+              <w:spacing w:before="40" w:after="40"/>
+            </w:pPr>
+            <w:r>
+              <w:rPr>
+                <w:sz w:val="18"/>
+              </w:rPr>
+              <w:t xml:space="preserve">of which bound as app data sources</w:t>
+            </w:r>
+          </w:p>
+        </w:tc>
+        <w:tc>
+          <w:tcPr>
+            <w:tcW w:w="1666" w:type="pct"/>
+          </w:tcPr>
+          <w:p>
+            <w:pPr>
+              <w:spacing w:before="40" w:after="40"/>
+            </w:pPr>
+            <w:r>
+              <w:rPr>
+                <w:sz w:val="18"/>
+              </w:rPr>
+              <w:t xml:space="preserve">5</w:t>
+            </w:r>
+          </w:p>
+        </w:tc>
+        <w:tc>
+          <w:tcPr>
+            <w:tcW w:w="1666" w:type="pct"/>
+          </w:tcPr>
+          <w:p>
+            <w:pPr>
+              <w:spacing w:before="40" w:after="40"/>
+            </w:pPr>
+            <w:r>
+              <w:rPr>
+                <w:sz w:val="18"/>
+              </w:rPr>
+              <w:t xml:space="preserve">Listed in </w:t>
+            </w:r>
+            <w:r>
+              <w:rPr>
+                <w:rFonts w:ascii="Consolas" w:hAnsi="Consolas"/>
+                <w:sz w:val="18"/>
+                <w:color w:val="B03A2E"/>
+              </w:rPr>
+              <w:t xml:space="preserve">DatabaseReferences</w:t>
+            </w:r>
+          </w:p>
+        </w:tc>
+      </w:tr>
+      <w:tr>
+        <w:tc>
+          <w:tcPr>
+            <w:tcW w:w="1666" w:type="pct"/>
+          </w:tcPr>
+          <w:p>
+            <w:pPr>
+              <w:spacing w:before="40" w:after="40"/>
+            </w:pPr>
+            <w:r>
+              <w:rPr>
+                <w:sz w:val="18"/>
+              </w:rPr>
+              <w:t xml:space="preserve">of which a dependency only</w:t>
+            </w:r>
+          </w:p>
+        </w:tc>
+        <w:tc>
+          <w:tcPr>
+            <w:tcW w:w="1666" w:type="pct"/>
+          </w:tcPr>
+          <w:p>
+            <w:pPr>
+              <w:spacing w:before="40" w:after="40"/>
+            </w:pPr>
+            <w:r>
+              <w:rPr>
+                <w:sz w:val="18"/>
+              </w:rPr>
+              <w:t xml:space="preserve">1</w:t>
+            </w:r>
+          </w:p>
+        </w:tc>
+        <w:tc>
+          <w:tcPr>
+            <w:tcW w:w="1666" w:type="pct"/>
+          </w:tcPr>
+          <w:p>
+            <w:pPr>
+              <w:spacing w:before="40" w:after="40"/>
+            </w:pPr>
+            <w:r>
+              <w:rPr>
+                <w:rFonts w:ascii="Consolas" w:hAnsi="Consolas"/>
+                <w:sz w:val="18"/>
+                <w:color w:val="B03A2E"/>
+              </w:rPr>
+              <w:t xml:space="preserve">InventQualityOrderLineEntityPowerApp</w:t>
+            </w:r>
+            <w:r>
+              <w:rPr>
+                <w:sz w:val="18"/>
+              </w:rPr>
+              <w:t xml:space="preserve"> - see "Entity 6 is a trap"</w:t>
+            </w:r>
+          </w:p>
+        </w:tc>
+      </w:tr>
+    </w:tbl>
+    <w:p>
+      <w:pPr>
+        <w:spacing w:after="120"/>
+      </w:pPr>
+    </w:p>
+    <w:p>
+      <w:pPr>
+        <w:spacing w:after="120"/>
+      </w:pPr>
+      <w:r>
+        <w:rPr>
+          <w:sz w:val="20"/>
+        </w:rPr>
+        <w:t xml:space="preserve">A virtual table is a live view onto F&amp;O. It stores no data in Dataverse, which is why this</w:t>
+      </w:r>
+    </w:p>
+    <w:p>
+      <w:pPr>
+        <w:spacing w:after="120"/>
+      </w:pPr>
+      <w:r>
+        <w:rPr>
+          <w:sz w:val="20"/>
+        </w:rPr>
+        <w:t xml:space="preserve">app has no storage footprint and no data to migrate — but it is still a Dataverse table and</w:t>
+      </w:r>
+    </w:p>
+    <w:p>
+      <w:pPr>
+        <w:spacing w:after="120"/>
+      </w:pPr>
+      <w:r>
+        <w:rPr>
+          <w:sz w:val="20"/>
+        </w:rPr>
+        <w:t xml:space="preserve">still has to exist in the target environment before the app will open.</w:t>
+      </w:r>
+    </w:p>
+    <w:p>
+      <w:pPr>
+        <w:spacing w:after="120"/>
+      </w:pPr>
+      <w:r>
+        <w:rPr>
+          <w:b/>
+          <w:sz w:val="20"/>
+        </w:rPr>
+        <w:t xml:space="preserve">There are no Power Automate flows, no connection references and no custom security roles.</w:t>
+      </w:r>
+    </w:p>
+    <w:p>
+      <w:pPr>
+        <w:spacing w:after="120"/>
+      </w:pPr>
+      <w:r>
+        <w:rPr>
+          <w:sz w:val="20"/>
+        </w:rPr>
+        <w:t xml:space="preserve">The app is online-only and talks to F&amp;O directly, so there is no cache, outbox or sync</w:t>
+      </w:r>
+    </w:p>
+    <w:p>
+      <w:pPr>
+        <w:spacing w:after="120"/>
+      </w:pPr>
+      <w:r>
+        <w:rPr>
+          <w:sz w:val="20"/>
+        </w:rPr>
+        <w:t xml:space="preserve">machinery to move. That makes this a genuinely small deployment.</w:t>
       </w:r>
     </w:p>
     <w:p>
@@ -3666,7 +4058,21 @@
               <w:rPr>
                 <w:sz w:val="18"/>
               </w:rPr>
-              <w:t xml:space="preserve">Any custom Dataverse tables?</w:t>
+              <w:t xml:space="preserve">Any custom (</w:t>
+            </w:r>
+            <w:r>
+              <w:rPr>
+                <w:rFonts w:ascii="Consolas" w:hAnsi="Consolas"/>
+                <w:sz w:val="18"/>
+                <w:color w:val="B03A2E"/>
+              </w:rPr>
+              <w:t xml:space="preserve">cog_</w:t>
+            </w:r>
+            <w:r>
+              <w:rPr>
+                <w:sz w:val="18"/>
+              </w:rPr>
+              <w:t xml:space="preserve">) Dataverse tables?</w:t>
             </w:r>
           </w:p>
         </w:tc>
@@ -3689,7 +4095,7 @@
               <w:rPr>
                 <w:sz w:val="18"/>
               </w:rPr>
-              <w:t xml:space="preserve"> Section 1</w:t>
+              <w:t xml:space="preserve"> All six tables are F&amp;O virtual tables. Section 1</w:t>
             </w:r>
           </w:p>
         </w:tc>
@@ -3870,13 +4276,13 @@
           <w:b/>
           <w:sz w:val="20"/>
         </w:rPr>
-        <w:t xml:space="preserve">This is a contractual judgement, not a technical one, and I am not qualified to give it.</w:t>
-      </w:r>
-      <w:r>
-        <w:rPr>
-          <w:sz w:val="20"/>
-        </w:rPr>
-        <w:t xml:space="preserve"> "In the context of" is Microsoft's phrase and it is deliberately interpretive. Confirm it with Columbus's licensing desk or the Microsoft partner account before quoting a customer. The technical facts in the table above are what they will need in order to rule, and every one of them was read from the live environment.</w:t>
+        <w:t xml:space="preserve">This is a contractual judgement, not a technical one.</w:t>
+      </w:r>
+      <w:r>
+        <w:rPr>
+          <w:sz w:val="20"/>
+        </w:rPr>
+        <w:t xml:space="preserve"> "In the context of" is Microsoft's own phrase and it is deliberately interpretive. It must be confirmed with Columbus's licensing desk or the Microsoft partner account before being quoted to a customer. The technical facts in the table above are what a licensing specialist needs in order to rule, and every one of them was read from the live environment rather than assumed.</w:t>
       </w:r>
     </w:p>
     <w:p>
@@ -4792,391 +5198,6 @@
           <w:sz w:val="24"/>
           <w:color w:val="2C3E50"/>
         </w:rPr>
-        <w:t xml:space="preserve">10.5 The tablet app is a different conversation</w:t>
-      </w:r>
-    </w:p>
-    <w:p>
-      <w:pPr>
-        <w:spacing w:after="120"/>
-      </w:pPr>
-      <w:r>
-        <w:rPr>
-          <w:rFonts w:ascii="Consolas" w:hAnsi="Consolas"/>
-          <w:sz w:val="18"/>
-          <w:color w:val="B03A2E"/>
-        </w:rPr>
-        <w:t xml:space="preserve">QualityManagementApp</w:t>
-      </w:r>
-      <w:r>
-        <w:rPr>
-          <w:sz w:val="20"/>
-        </w:rPr>
-        <w:t xml:space="preserve"> is out of scope for this document, but if both apps are being migrated,</w:t>
-      </w:r>
-    </w:p>
-    <w:p>
-      <w:pPr>
-        <w:spacing w:after="120"/>
-      </w:pPr>
-      <w:r>
-        <w:rPr>
-          <w:sz w:val="20"/>
-        </w:rPr>
-        <w:t xml:space="preserve">be aware its licensing profile is materially worse and should be costed separately:</w:t>
-      </w:r>
-    </w:p>
-    <w:tbl>
-      <w:tblPr>
-        <w:tblW w:w="5000" w:type="pct"/>
-        <w:tblBorders>
-          <w:top w:val="single" w:sz="4" w:space="0" w:color="BDC3C7"/>
-          <w:left w:val="single" w:sz="4" w:space="0" w:color="BDC3C7"/>
-          <w:bottom w:val="single" w:sz="4" w:space="0" w:color="BDC3C7"/>
-          <w:right w:val="single" w:sz="4" w:space="0" w:color="BDC3C7"/>
-          <w:insideH w:val="single" w:sz="4" w:space="0" w:color="BDC3C7"/>
-          <w:insideV w:val="single" w:sz="4" w:space="0" w:color="BDC3C7"/>
-        </w:tblBorders>
-      </w:tblPr>
-      <w:tblGrid>
-        <w:gridCol w:w="3120"/>
-        <w:gridCol w:w="3120"/>
-        <w:gridCol w:w="3120"/>
-      </w:tblGrid>
-      <w:tr>
-        <w:trPr>
-          <w:tblHeader/>
-        </w:trPr>
-        <w:tc>
-          <w:tcPr>
-            <w:tcW w:w="1666" w:type="pct"/>
-            <w:shd w:val="clear" w:fill="EAF0F1"/>
-          </w:tcPr>
-          <w:p>
-            <w:pPr>
-              <w:spacing w:before="40" w:after="40"/>
-            </w:pPr>
-          </w:p>
-        </w:tc>
-        <w:tc>
-          <w:tcPr>
-            <w:tcW w:w="1666" w:type="pct"/>
-            <w:shd w:val="clear" w:fill="EAF0F1"/>
-          </w:tcPr>
-          <w:p>
-            <w:pPr>
-              <w:spacing w:before="40" w:after="40"/>
-            </w:pPr>
-            <w:r>
-              <w:rPr>
-                <w:b/>
-                <w:sz w:val="18"/>
-              </w:rPr>
-              <w:t xml:space="preserve">Mobile</w:t>
-            </w:r>
-          </w:p>
-        </w:tc>
-        <w:tc>
-          <w:tcPr>
-            <w:tcW w:w="1666" w:type="pct"/>
-            <w:shd w:val="clear" w:fill="EAF0F1"/>
-          </w:tcPr>
-          <w:p>
-            <w:pPr>
-              <w:spacing w:before="40" w:after="40"/>
-            </w:pPr>
-            <w:r>
-              <w:rPr>
-                <w:b/>
-                <w:sz w:val="18"/>
-              </w:rPr>
-              <w:t xml:space="preserve">Tablet</w:t>
-            </w:r>
-          </w:p>
-        </w:tc>
-      </w:tr>
-      <w:tr>
-        <w:tc>
-          <w:tcPr>
-            <w:tcW w:w="1666" w:type="pct"/>
-          </w:tcPr>
-          <w:p>
-            <w:pPr>
-              <w:spacing w:before="40" w:after="40"/>
-            </w:pPr>
-            <w:r>
-              <w:rPr>
-                <w:sz w:val="18"/>
-              </w:rPr>
-              <w:t xml:space="preserve">Custom Dataverse tables</w:t>
-            </w:r>
-          </w:p>
-        </w:tc>
-        <w:tc>
-          <w:tcPr>
-            <w:tcW w:w="1666" w:type="pct"/>
-          </w:tcPr>
-          <w:p>
-            <w:pPr>
-              <w:spacing w:before="40" w:after="40"/>
-            </w:pPr>
-            <w:r>
-              <w:rPr>
-                <w:sz w:val="18"/>
-              </w:rPr>
-              <w:t xml:space="preserve">none</w:t>
-            </w:r>
-          </w:p>
-        </w:tc>
-        <w:tc>
-          <w:tcPr>
-            <w:tcW w:w="1666" w:type="pct"/>
-          </w:tcPr>
-          <w:p>
-            <w:pPr>
-              <w:spacing w:before="40" w:after="40"/>
-            </w:pPr>
-            <w:r>
-              <w:rPr>
-                <w:b/>
-                <w:sz w:val="18"/>
-              </w:rPr>
-              <w:t xml:space="preserve">11</w:t>
-            </w:r>
-            <w:r>
-              <w:rPr>
-                <w:sz w:val="18"/>
-              </w:rPr>
-              <w:t xml:space="preserve"> (10 caches/drafts plus </w:t>
-            </w:r>
-            <w:r>
-              <w:rPr>
-                <w:rFonts w:ascii="Consolas" w:hAnsi="Consolas"/>
-                <w:sz w:val="18"/>
-                <w:color w:val="B03A2E"/>
-              </w:rPr>
-              <w:t xml:space="preserve">cog_POLine</w:t>
-            </w:r>
-            <w:r>
-              <w:rPr>
-                <w:sz w:val="18"/>
-              </w:rPr>
-              <w:t xml:space="preserve">)</w:t>
-            </w:r>
-          </w:p>
-        </w:tc>
-      </w:tr>
-      <w:tr>
-        <w:tc>
-          <w:tcPr>
-            <w:tcW w:w="1666" w:type="pct"/>
-          </w:tcPr>
-          <w:p>
-            <w:pPr>
-              <w:spacing w:before="40" w:after="40"/>
-            </w:pPr>
-            <w:r>
-              <w:rPr>
-                <w:sz w:val="18"/>
-              </w:rPr>
-              <w:t xml:space="preserve">Power Automate flows</w:t>
-            </w:r>
-          </w:p>
-        </w:tc>
-        <w:tc>
-          <w:tcPr>
-            <w:tcW w:w="1666" w:type="pct"/>
-          </w:tcPr>
-          <w:p>
-            <w:pPr>
-              <w:spacing w:before="40" w:after="40"/>
-            </w:pPr>
-            <w:r>
-              <w:rPr>
-                <w:sz w:val="18"/>
-              </w:rPr>
-              <w:t xml:space="preserve">none</w:t>
-            </w:r>
-          </w:p>
-        </w:tc>
-        <w:tc>
-          <w:tcPr>
-            <w:tcW w:w="1666" w:type="pct"/>
-          </w:tcPr>
-          <w:p>
-            <w:pPr>
-              <w:spacing w:before="40" w:after="40"/>
-            </w:pPr>
-            <w:r>
-              <w:rPr>
-                <w:b/>
-                <w:sz w:val="18"/>
-              </w:rPr>
-              <w:t xml:space="preserve">6</w:t>
-            </w:r>
-          </w:p>
-        </w:tc>
-      </w:tr>
-      <w:tr>
-        <w:tc>
-          <w:tcPr>
-            <w:tcW w:w="1666" w:type="pct"/>
-          </w:tcPr>
-          <w:p>
-            <w:pPr>
-              <w:spacing w:before="40" w:after="40"/>
-            </w:pPr>
-            <w:r>
-              <w:rPr>
-                <w:sz w:val="18"/>
-              </w:rPr>
-              <w:t xml:space="preserve">Connection references</w:t>
-            </w:r>
-          </w:p>
-        </w:tc>
-        <w:tc>
-          <w:tcPr>
-            <w:tcW w:w="1666" w:type="pct"/>
-          </w:tcPr>
-          <w:p>
-            <w:pPr>
-              <w:spacing w:before="40" w:after="40"/>
-            </w:pPr>
-            <w:r>
-              <w:rPr>
-                <w:sz w:val="18"/>
-              </w:rPr>
-              <w:t xml:space="preserve">none</w:t>
-            </w:r>
-          </w:p>
-        </w:tc>
-        <w:tc>
-          <w:tcPr>
-            <w:tcW w:w="1666" w:type="pct"/>
-          </w:tcPr>
-          <w:p>
-            <w:pPr>
-              <w:spacing w:before="40" w:after="40"/>
-            </w:pPr>
-            <w:r>
-              <w:rPr>
-                <w:sz w:val="18"/>
-              </w:rPr>
-              <w:t xml:space="preserve">2</w:t>
-            </w:r>
-          </w:p>
-        </w:tc>
-      </w:tr>
-      <w:tr>
-        <w:tc>
-          <w:tcPr>
-            <w:tcW w:w="1666" w:type="pct"/>
-          </w:tcPr>
-          <w:p>
-            <w:pPr>
-              <w:spacing w:before="40" w:after="40"/>
-            </w:pPr>
-            <w:r>
-              <w:rPr>
-                <w:sz w:val="18"/>
-              </w:rPr>
-              <w:t xml:space="preserve">Dataverse storage</w:t>
-            </w:r>
-          </w:p>
-        </w:tc>
-        <w:tc>
-          <w:tcPr>
-            <w:tcW w:w="1666" w:type="pct"/>
-          </w:tcPr>
-          <w:p>
-            <w:pPr>
-              <w:spacing w:before="40" w:after="40"/>
-            </w:pPr>
-            <w:r>
-              <w:rPr>
-                <w:sz w:val="18"/>
-              </w:rPr>
-              <w:t xml:space="preserve">none</w:t>
-            </w:r>
-          </w:p>
-        </w:tc>
-        <w:tc>
-          <w:tcPr>
-            <w:tcW w:w="1666" w:type="pct"/>
-          </w:tcPr>
-          <w:p>
-            <w:pPr>
-              <w:spacing w:before="40" w:after="40"/>
-            </w:pPr>
-            <w:r>
-              <w:rPr>
-                <w:sz w:val="18"/>
-              </w:rPr>
-              <w:t xml:space="preserve">real, and grows with cache size</w:t>
-            </w:r>
-          </w:p>
-        </w:tc>
-      </w:tr>
-    </w:tbl>
-    <w:p>
-      <w:pPr>
-        <w:spacing w:after="120"/>
-      </w:pPr>
-    </w:p>
-    <w:p>
-      <w:pPr>
-        <w:spacing w:after="120"/>
-      </w:pPr>
-      <w:r>
-        <w:rPr>
-          <w:sz w:val="20"/>
-        </w:rPr>
-        <w:t xml:space="preserve">Custom tables holding copies of F&amp;O data are harder to argue as "within the context of" the</w:t>
-      </w:r>
-    </w:p>
-    <w:p>
-      <w:pPr>
-        <w:spacing w:after="120"/>
-      </w:pPr>
-      <w:r>
-        <w:rPr>
-          <w:sz w:val="20"/>
-        </w:rPr>
-        <w:t xml:space="preserve">licensed D365 application than an app that reads F&amp;O directly, and the flows raise a separate</w:t>
-      </w:r>
-    </w:p>
-    <w:p>
-      <w:pPr>
-        <w:spacing w:after="120"/>
-      </w:pPr>
-      <w:r>
-        <w:rPr>
-          <w:sz w:val="20"/>
-        </w:rPr>
-        <w:t xml:space="preserve">Power Automate question. That is not a conclusion, it is a flag: **the tablet app needs its</w:t>
-      </w:r>
-    </w:p>
-    <w:p>
-      <w:pPr>
-        <w:spacing w:after="120"/>
-      </w:pPr>
-      <w:r>
-        <w:rPr>
-          <w:sz w:val="20"/>
-        </w:rPr>
-        <w:t xml:space="preserve">own licensing review, and its answer may well differ from this one.**</w:t>
-      </w:r>
-    </w:p>
-    <w:p>
-      <w:pPr>
-        <w:spacing w:before="320" w:after="140"/>
-        <w:keepNext/>
-      </w:pPr>
-      <w:r>
-        <w:rPr>
-          <w:b/>
-          <w:sz w:val="24"/>
-          <w:color w:val="2C3E50"/>
-        </w:rPr>
         <w:t xml:space="preserve">Sources</w:t>
       </w:r>
     </w:p>
